--- a/arb/docx/05.content.docx
+++ b/arb/docx/05.content.docx
@@ -178,13 +178,6 @@
         <w:rPr>
           <w:lang w:val="ar_AE" w:bidi="ar_AE"/>
         </w:rPr>
-      </w:r>
-      <w:r>
-        <w:rPr>
-          <w:i/>
-          <w:lang w:val="ar_AE" w:bidi="ar_AE"/>
-        </w:rPr>
-        <w:t>تثنية 1:1, تثنية ١:١–٥, تثنية ١: ٢, تثنية 1: 4, تثنية ١: ٦–٤.٤٠, سفر التثنية 1: 7, تثنية 1: 8, تثنية ١ :٩–١٨, تثنية 1: 10, تثنية ١: ١٣, تثنية 1: 15, تثنية ١:١٦–١٧, تثنية 1: 19, تثنية ١: ١٩–٢٥, تثنية ١: ٢٤–٢٥, تثنية ١ :٢٦–٤٦, تثنية 1: 28, تثنية 1: 30, تثنية 1: 31, تثنية 1: 33, تثنية 1: 36, تثنية 1: 37, تثنية 1: 44, تثنية ٢: ١, تثنية ٢:٢–٢٥, تثنية ٢ :٥, تثنية ٢ :٨, تثنية ٢: ٩, تثنية ٢: ١٠, تثنية ٢: ١١, تثنية ٢: ١٢, تثنية ٢: ١٣, تثنية ٢: ١٩, تثنية 2: 20–21, تثنية ٢: ٢٣, تثنية ٢ :٢٤, تثنية 2: 26, تثنية 2: 26–37, تثنية 2: 30, تثنية ٢ :٣٤, تثنية ٢ :٣٦, تثنية ٢ :٣٧, تثنية ٣ :١–١١, تثنية ٣: ٤, تثنية ٣: ٨, تثنية ٣: ٩, تثنية ٣: ١١, تثنية ٣: ١٢, تثنية 3 :12–20, تثنية ٣: ١٣, تثنية ٣: ١٤, تثنية ٣ :١٥, تثنية ٣: ١٧, التثنية ٣: ٢١, تثنية ٣: ٢١–٢٩, تثنية ٣: ٢٤, تثنية ٣: ٢٩, تثنية ٤: ١, تثنية 4: 1–40, تثنية 4: 3, تثنية ٤ :٦, تثنية ٤: ٨, تثنية ٤ :١١, تثنية 4: 13, تثنية ٤: ١٥, تثنية 4: 16, تثنية 4: 19, تثنية 4: 20, تثنية 4 :24, تثنية ٤: ٢٦, تثنية 4: 27, تثنية 4: 30, تثنية 4: 34, تثنية ٤ :٣٦, تثنية ٤: ٣٩, تثنية ٤ :٤٠, تثنية ٤: ٤١–٤٣, تثنية ٤: ٤١–٤٩, تثنية ٤ :٤٣, تثنية ٤ :٤٤, تثنية ٤: ٤٨, تثنية ٤: ٤٩, تثنية 5: 1, تثنية 5: 1–32, تثنية 5: 1–26. 19, تثنية 5: 9, تثنية 5: 10, تثنية 5: 11, تثنية 5: 12, تثنية 5: 15, تثنية 5: 16, تثنية 5: 16–20, تثنية 5: 17, تثنية 5: 18, تثنية 5: 21, تثنية 5 :33, تثنية 6: 1, تثنية 1:6–25, تثنية ٦ :٢, تثنية ٦: ٣, تثنية 4:6, تثنية 4:6–5, تثنية 5:6, تثنية 7:6, تثنية 8:6, تثنية 9:6, تثنية 6: 13, تثنية 6: 16, تثنية ٦: ٢١, تثنية 6 :22, Deuteronomy 6:25, تثنية ٧: ١, تثنية 7 :1–26, تثنية ٧: ٥, تثنية 7: 6, تثنية ٧: ٩, تثنية ٧ :١٢, تثنية ٧: ١٥, تثنية ٧: ١٩, تثنية 7: 20, تثنية ٧ :٢١, تثنية 7 :24, تثنية ٧: ٢٥–٢٦, تثنية 7: 26, تثنية 8 :1–20, تثنية ٨: ٢, تثنية ٨: ٣, تثنية ٨: ٩, تثنية ٨ :١٥, تثنية ٨ :١٨, تثنية 9: 1, تثنية 9: 3, تثنية ٩:٥, تثنية ٩: ٦, تثنية 9: 9, تثنية ٩ :١٠, تثنية 9: 12, تثنية 9: 14, تثنية 9:16, تثنية 9: 22, تثنية 9: 23, تثنية 9: 26, تثنية 9 :27, تثنية 10: 1, تثنية 10 :3, تثنية 10: 5, تثنية ١٠ :١٢–١٣, تثنية 10: 16, تثنية 10: 17, تثنية 10: 18, تثنية 11: 4, تثنية 11: 6, تثنية 11: 8–32, تثنية 11: 12, تثنية 11: 24, تثنية 11: 26, تثنية 11 :29, تثنية 11: 30, تثنية 12 :1–26: 15, تثنية ١٢: ٢, تثنية ١٢: ٣, تثنية ١٢: ٥, تثنية ١٢ :٦, تثنية 12: 8, تثنية ١٢: ١٢, تثنية ١٢: ١٥, تثنية ١٢: ١٦, تثنية 12 :18, تثنية 12: 21, تثنية ١٢ :٢٣, تثنية ١٢: ٢٧, تثنية ١٢: ٣١, تثنية 13: 1, تثنية 13:1–18, تثنية ١٣: ٥, تثنية 13: 6, تثنية 13: 9, تثنية 13: 13, تثنية 13 :14, تثنية ١٣: ١٦, تثنية 14: 1, تثنية 14: 1–21, تثنية 14: 2, تثنية 14: 6, تثنية 14: 7, تثنية 14: 8, تثنية ١٤: ١١–١٨, تثنية 14: 19–20, تثنية 14: 21, تثنية 14: 22–27, تثنية 14: 23, التثنية 14: 26, تثنية 14: 27, تثنية 14: 28, تثنية ١٥: ١, تثنية 15: 1–23, تثنية ١٥ :٢, تثنية 15: 4, تثنية ١٥: ٦, تثنية ١٥: ١١, تثنية 15: 12, تثنية 15: 16, تثنية 15: 17, تثنية 15:18, تثنية ١٥: ١٩, تثنية 15: 21, تثنية 15: 23, تثنية ١٦ :١–٨, تثنية ١٦:٢, تثنية ١٦: ٣, تثنية 16: 10, تثنية 16: 13–17, تثنية 16: 16, تثنية 16: 18, تثنية 16: 18–17. 13, تثنية ١٦: ١٩, تثنية ١٦: ٢١–٢٢, تثنية 17: 1, تثنية 17: 3, تثنية 17: 4, تثنية 17: 5, تثنية 17: 7, تثنية 17: 8, تثنية 17: 9, تثنية 17: 11, تثنية 17: 12, تثنية 17: 15, تثنية 17: 16, تثنية 17: 17, تثنية 17 :18, تثنية 18: 1, تثنية 18: 2, تثنية 18: 3, تثنية 18: 8, تثنية 18: 10, تثنية 18: 11, تثنية 18: 15, تثنية 18: 18, تثنية 18: 19, تثنية 18: 22, تثنية 19: 1–13, تثنية 19: 2, تثنية 19: 4, تثنية 19: 6, تثنية 19: 9, تثنية 19: 11, تثنية 19: 13, تثنية 19: 15, تثنية 19: 21, تثنية 20: 4, تثنية 20: 7, تثنية ٢٠: ١٠–١٥, تثنية 20: 11, تثنية ٢٠: ١٥, تثنية ٢٠: ١٩, تثنية ٢٠: ٢٠, تثنية 21: 1, تثنية 21: 1–9, تثنية 21: 3–8, تثنية 21: 4, تثنية 21: 6, تثنية 21: 12, تثنية 21: 13, تثنية 21: 14, تثنية 21: 15–17, تثنية 21: 20, تثنية 21: 22, تثنية 21: 23, تثنية 22: 1, تثنية 22: 5, تثنية 22: 9, تثنية 22: 10, تثنية 22: 11, تثنية 22: 12, تثنية 22: 14, تثنية 22: 15, تثنية 22: 17, تثنية 22: 19, التثنية 22: 21, تثنية 22: 24, تثنية 22: 29, تثنية 22: 30, تثنية 23: 1, تثنية 23: 3, تثنية 23: 4, تثنية 23: 7, تثنية 23: 8, تثنية 23: 10, تثنية 23: 12, تثنية 23: 13, تثنية 23: 14, تثنية 23: 17, تثنية 23: 18, تثنية 23: 19–20, تثنية 23 :24, تثنية 24 :1, تثنية 24: 4, تثنية 24: 6, تثنية 24: 8, تثنية 24: 11, تثنية 24: 13, تثنية 24: 17, تثنية ٢٥: ٣, تثنية 25: 4, تثنية 25: 5, تثنية ٢٥: ٩, تثنية 25: 10, تثنية 25: 11–12, تثنية 25: 13–14, تثنية 25: 17, تثنية 25: 19, تثنية 26: 1–15, تثنية 26: 5, تثنية 26: 11, تثنية 26: 12, تثنية 26: 13, تثنية 26: 14, تثنية 26: 16, تثنية 26: 16–19, تثنية 27: 3, تثنية 27: 4, تثنية 27: 5, تثنية 27: 7, تثنية 27: 9, تثنية 27: 12–26, تثنية 27: 13, تثنية 27: 14, تثنية 27: 15, تثنية 27: 16, تثنية 27: 17, تثنية 27: 18, تثنية ٢٧: ١٩, تثنية 27: 20, تثنية 27 :22, تثنية 28 :1–68, تثنية 28: 5, تثنية 28: 7, تثنية ٢٨ :١٠, تثنية 28: 12, تثنية 28 :13, تثنية ٢٨ :١٧, تثنية 28: 21, تثنية ٢٨: ٢٢, تثنية 28 :23, تثنية 28 :24, تثنية 28 :25, تثنية 28 :27, تثنية 28: 36, تثنية 28: 43, تثنية 28 :44, تثنية 28: 46, تثنية 28: 48, تثنية 28: 49, تثنية 28: 50, تثنية 28: 54, تثنية 28: 56, تثنية 28:57, تثنية 28: 58, تثنية 28: 60, تثنية 28: 64, تثنية 28: 68, تثنية 29: 1, تثنية 29: 2–30: 20, تثنية 29: 6, تثنية 29: 7, تثنية 29: 8, تثنية 29: 11, تثنية 29: 12, تثنية 29: 15, تثنية 29: 17, تثنية 29: 18, تثنية 29: 19, تثنية 29: 20, تثنية 29: 21, تثنية 29: 23, تثنية 29: 25–28, تثنية 29: 27, تثنية 29: 29, تثنية 30: 1, تثنية 30: 1–10, تثنية 30: 2–3, تثنية 30: 6, تثنية 30: 11, تثنية 30: 11–20, تثنية 30: 12, تثنية 30: 13, تثنية 30: 14, تثنية 30: 16, تثنية 30: 19, تثنية 30: 20, تثنية 31: 1, تثنية 31: 1–8, تثنية 31: 1–29, تثنية ٣١: ٣, تثنية 31: 4, تثنية 31: 6, تثنية ٣١: ٩, تثنية 31: 9–13, تثنية 31: 10, تثنية 31: 12, تثنية 31: 14, تثنية ٣١: ١٥, تثنية 31: 18, تثنية 31: 19–22, تثنية ٣١ :٢٠, تثنية 31: 22, تثنية 31: 23, تثنية 31: 26, تثنية 31: 30–32: 47, تثنية 32: 1, تثنية ٣٢: ٢, تثنية ٣٢: ٤, تثنية ٣٢: ٧, تثنية ٣٢: ٨, تثنية ٣٢: ٩, تثنية ٣٢: ١٤, تثنية 32: 15, تثنية 32: 16, تثنية ٣٢: ١٧, تثنية 32: 18, تثنية 32: 20, تثنية 32: 21, تثنية 32: 22, تثنية 32: 27, تثنية 32: 29, تثنية ٣٢: ٣٠, تثنية ٣٢: ٣١, تثنية 32: 32, تثنية 32: 34, تثنية ٣٢: ٣٦, تثنية 32: 37, تثنية 32: 38, تثنية 32: 40, تثنية 32: 42, تثنية 32: 47, تثنية ٣٢: ٤٩, تثنية 32: 50, تثنية 32: 51, تثنية 33: 1–29, تثنية ٣٣: ٢, تثنية ٣٣: ٣, تثنية 33: 4, تثنية ٣٣: ٦, تثنية 33: 7, تثنية ٣٣: ٨, تثنية ٣٣: ٩, تثنية 33: 10, تثنية 33: 12, تثنية ٣٣: ١٣–١٧, تثنية 33: 16, تثنية 33: 17, تثنية 33: 18, تثنية 33: 19, تثنية 33: 20, تثنية 33: 21, تثنية 33: 22, تثنية ٣٣: ٢٣, تثنية 33: 24, تثنية 33: 26, تثنية 33: 27, تثنية ٣٣: ٢٩, تثنية 34: 1, تثنية 34: 1–12, تثنية ٣٤: ٢, تثنية 34: 3, تثنية 34: 6, تثنية ٣٤: ٧, تثنية ٣٤: ٩, تثنية ٣٤ :١٠, تثنية 34: 12</w:t>
       </w:r>
       <w:r>
         <w:rPr>

--- a/arb/docx/05.content.docx
+++ b/arb/docx/05.content.docx
@@ -163,21 +163,6 @@
           <w:lang w:val="ar_AE" w:bidi="ar_AE"/>
         </w:rPr>
         <w:t>DEU</w:t>
-      </w:r>
-      <w:r>
-        <w:rPr>
-          <w:lang w:val="ar_AE" w:bidi="ar_AE"/>
-        </w:rPr>
-      </w:r>
-    </w:p>
-    <w:p>
-      <w:pPr>
-        <w:bidi/>
-      </w:pPr>
-      <w:r>
-        <w:rPr>
-          <w:lang w:val="ar_AE" w:bidi="ar_AE"/>
-        </w:rPr>
       </w:r>
       <w:r>
         <w:rPr>

--- a/arb/docx/05.content.docx
+++ b/arb/docx/05.content.docx
@@ -22,7 +22,7 @@
         <w:rPr>
           <w:lang w:val="ar_AE" w:bidi="ar_AE"/>
         </w:rPr>
-        <w:t>Resource: ملاحظات الدراسة (تينديل)</w:t>
+        <w:t>Resource: Tyndale Open Study Notes</w:t>
       </w:r>
       <w:r>
         <w:rPr>
@@ -122,7 +122,7 @@
         <w:rPr>
           <w:lang w:val="ar_AE" w:bidi="ar_AE"/>
         </w:rPr>
-        <w:t>ملاحظات الدراسة (تينديل)</w:t>
+        <w:t>Tyndale Open Study Notes</w:t>
       </w:r>
     </w:p>
     <w:p>

--- a/arb/docx/05.content.docx
+++ b/arb/docx/05.content.docx
@@ -22,7 +22,7 @@
         <w:rPr>
           <w:lang w:val="ar_AE" w:bidi="ar_AE"/>
         </w:rPr>
-        <w:t>Resource: Tyndale Open Study Notes</w:t>
+        <w:t>Resource: Aquifer Open Study Notes</w:t>
       </w:r>
       <w:r>
         <w:rPr>
@@ -122,7 +122,7 @@
         <w:rPr>
           <w:lang w:val="ar_AE" w:bidi="ar_AE"/>
         </w:rPr>
-        <w:t>Tyndale Open Study Notes</w:t>
+        <w:t>Aquifer Open Study Notes</w:t>
       </w:r>
     </w:p>
     <w:p>
